--- a/1952.7/1952年7月4日，关于补充炮兵弹药和器材问题致斯大林电__LLM初注.docx
+++ b/1952.7/1952年7月4日，关于补充炮兵弹药和器材问题致斯大林电__LLM初注.docx
@@ -411,13 +411,23 @@
       </w:r>
     </w:p>
     <w:p>
+      <w:commentRangeStart w:id="0"/>
       <w:r>
         <w:t>1. 【需核】1952年5月31日毛泽东致斯大林电附录中的炮兵武器弹药申请单的具体内容需要核查。</w:t>
       </w:r>
-    </w:p>
-    <w:p>
+      <w:commentRangeEnd w:id="0"/>
+      <w:r>
+        <w:commentReference w:id="0"/>
+      </w:r>
+    </w:p>
+    <w:p>
+      <w:commentRangeStart w:id="1"/>
       <w:r>
         <w:t>2. 【需核】斯大林6月13日来电（提及朝鲜停战谈判中敌方“似乎会有转变”）的内容需要核实。</w:t>
+      </w:r>
+      <w:commentRangeEnd w:id="1"/>
+      <w:r>
+        <w:commentReference w:id="1"/>
       </w:r>
     </w:p>
     <w:sectPr>
@@ -433,6 +443,25 @@
     </w:sectPr>
   </w:body>
 </w:document>
+</file>
+
+<file path=word/comments.xml><?xml version="1.0" encoding="utf-8"?>
+<w:comments xmlns:w="http://schemas.openxmlformats.org/wordprocessingml/2006/main">
+  <w:comment w:id="0" w:author="LLM初注待核" w:date="2026-07-05T15:07:29Z">
+    <w:p>
+      <w:r>
+        <w:t>【需核】1952年5月31日毛泽东致斯大林电附录中的炮兵武器弹药申请单的具体内容需要核查。</w:t>
+      </w:r>
+    </w:p>
+  </w:comment>
+  <w:comment w:id="1" w:author="LLM初注待核" w:date="2026-07-05T15:07:29Z">
+    <w:p>
+      <w:r>
+        <w:t>【需核】斯大林6月13日来电（提及朝鲜停战谈判中敌方“似乎会有转变”）的内容需要核实。</w:t>
+      </w:r>
+    </w:p>
+  </w:comment>
+</w:comments>
 </file>
 
 <file path=word/footer1.xml><?xml version="1.0" encoding="utf-8"?>

--- a/1952.7/1952年7月4日，关于补充炮兵弹药和器材问题致斯大林电__LLM初注.docx
+++ b/1952.7/1952年7月4日，关于补充炮兵弹药和器材问题致斯大林电__LLM初注.docx
@@ -417,6 +417,9 @@
       </w:r>
       <w:commentRangeEnd w:id="0"/>
       <w:r>
+        <w:rPr>
+          <w:rStyle w:val="CommentReference"/>
+        </w:rPr>
         <w:commentReference w:id="0"/>
       </w:r>
     </w:p>
@@ -427,6 +430,9 @@
       </w:r>
       <w:commentRangeEnd w:id="1"/>
       <w:r>
+        <w:rPr>
+          <w:rStyle w:val="CommentReference"/>
+        </w:rPr>
         <w:commentReference w:id="1"/>
       </w:r>
     </w:p>
@@ -449,6 +455,9 @@
 <w:comments xmlns:w="http://schemas.openxmlformats.org/wordprocessingml/2006/main">
   <w:comment w:id="0" w:author="LLM初注待核" w:date="2026-07-05T15:07:29Z">
     <w:p>
+      <w:pPr>
+        <w:pStyle w:val="CommentText"/>
+      </w:pPr>
       <w:r>
         <w:t>【需核】1952年5月31日毛泽东致斯大林电附录中的炮兵武器弹药申请单的具体内容需要核查。</w:t>
       </w:r>
@@ -456,6 +465,9 @@
   </w:comment>
   <w:comment w:id="1" w:author="LLM初注待核" w:date="2026-07-05T15:07:29Z">
     <w:p>
+      <w:pPr>
+        <w:pStyle w:val="CommentText"/>
+      </w:pPr>
       <w:r>
         <w:t>【需核】斯大林6月13日来电（提及朝鲜停战谈判中敌方“似乎会有转变”）的内容需要核实。</w:t>
       </w:r>

--- a/1952.7/1952年7月4日，关于补充炮兵弹药和器材问题致斯大林电__LLM初注.docx
+++ b/1952.7/1952年7月4日，关于补充炮兵弹药和器材问题致斯大林电__LLM初注.docx
@@ -88,13 +88,16 @@
       </w:r>
       <w:r>
         <w:rPr>
+          <w:rStyle w:val="FootnoteReference"/>
           <w:rFonts w:hint="eastAsia" w:ascii="仿宋" w:hAnsi="仿宋" w:eastAsia="仿宋" w:cs="仿宋"/>
           <w:sz w:val="36"/>
           <w:szCs w:val="36"/>
           <w:vertAlign w:val="superscript"/>
           <w:lang w:val="en-US" w:eastAsia="zh-CN"/>
         </w:rPr>
+        <w:t>[</w:t>
         <w:footnoteReference w:id="0"/>
+        <w:t>]</w:t>
       </w:r>
       <w:r>
         <w:rPr>
@@ -209,31 +212,52 @@
       <w:r>
         <w:rPr>
           <w:rStyle w:val="FootnoteReference"/>
-        </w:rPr>
+          <w:vertAlign w:val="superscript"/>
+        </w:rPr>
+        <w:t>[</w:t>
         <w:footnoteReference w:id="5"/>
-      </w:r>
-      <w:r>
-        <w:rPr/>
+        <w:t>]</w:t>
+      </w:r>
+      <w:r>
+        <w:rPr>
+          <w:rFonts w:hint="eastAsia" w:ascii="仿宋" w:hAnsi="仿宋" w:eastAsia="仿宋"/>
+          <w:sz w:val="32"/>
+          <w:szCs w:val="32"/>
+        </w:rPr>
         <w:t xml:space="preserve">水丰水力发电站</w:t>
       </w:r>
       <w:r>
         <w:rPr>
           <w:rStyle w:val="FootnoteReference"/>
-        </w:rPr>
+          <w:vertAlign w:val="superscript"/>
+        </w:rPr>
+        <w:t>[</w:t>
         <w:footnoteReference w:id="4"/>
-      </w:r>
-      <w:r>
-        <w:rPr/>
+        <w:t>]</w:t>
+      </w:r>
+      <w:r>
+        <w:rPr>
+          <w:rFonts w:hint="eastAsia" w:ascii="仿宋" w:hAnsi="仿宋" w:eastAsia="仿宋"/>
+          <w:sz w:val="32"/>
+          <w:szCs w:val="32"/>
+        </w:rPr>
         <w:t>进行集中轰炸，结果发电站被毁。所有这些事实说明，敌人企图对我们施加军事压力，我们认为，敌人可能发动新的局部进攻。为了给予敌人坚决打击和反击，以及进一步巩固既有阵地，我们急需补充一些炮兵弹药和器材，以保证顺利完成上述任务。在1952年5月31日我给您的电报附录中，已提出了炮兵武器和弹药申请单。请您研究一下提供炮兵弹药、燃滑油料和火炮零部件的可能性，这些都是我们在5月31日申请单提出，请在今年8月至年底提供并计算在军事贷款</w:t>
       </w:r>
       <w:r>
         <w:rPr>
           <w:rStyle w:val="FootnoteReference"/>
-        </w:rPr>
+          <w:vertAlign w:val="superscript"/>
+        </w:rPr>
+        <w:t>[</w:t>
         <w:footnoteReference w:id="6"/>
-      </w:r>
-      <w:r>
-        <w:rPr/>
+        <w:t>]</w:t>
+      </w:r>
+      <w:r>
+        <w:rPr>
+          <w:rFonts w:hint="eastAsia" w:ascii="仿宋" w:hAnsi="仿宋" w:eastAsia="仿宋"/>
+          <w:sz w:val="32"/>
+          <w:szCs w:val="32"/>
+        </w:rPr>
         <w:t xml:space="preserve">项目下的。这份电报也附有这类申请单。</w:t>
       </w:r>
     </w:p>

--- a/1952.7/1952年7月4日，关于补充炮兵弹药和器材问题致斯大林电__LLM初注.docx
+++ b/1952.7/1952年7月4日，关于补充炮兵弹药和器材问题致斯大林电__LLM初注.docx
@@ -78,36 +78,19 @@
       </w:r>
       <w:r>
         <w:rPr>
-          <w:rFonts w:hint="eastAsia" w:ascii="仿宋" w:hAnsi="仿宋" w:eastAsia="仿宋" w:cs="仿宋"/>
-          <w:sz w:val="36"/>
-          <w:szCs w:val="36"/>
+          <w:rStyle w:val="FootnoteReference"/>
           <w:vertAlign w:val="superscript"/>
-          <w:lang w:val="en-US" w:eastAsia="zh-CN"/>
-        </w:rPr>
-        <w:t>[</w:t>
+        </w:rPr>
+        <w:t>[1]</w:t>
       </w:r>
       <w:r>
         <w:rPr>
           <w:rStyle w:val="FootnoteReference"/>
-          <w:rFonts w:hint="eastAsia" w:ascii="仿宋" w:hAnsi="仿宋" w:eastAsia="仿宋" w:cs="仿宋"/>
-          <w:sz w:val="36"/>
-          <w:szCs w:val="36"/>
           <w:vertAlign w:val="superscript"/>
-          <w:lang w:val="en-US" w:eastAsia="zh-CN"/>
-        </w:rPr>
-        <w:t>[</w:t>
+          <w:vanish/>
+          <w:specVanish/>
+        </w:rPr>
         <w:footnoteReference w:id="0"/>
-        <w:t>]</w:t>
-      </w:r>
-      <w:r>
-        <w:rPr>
-          <w:rFonts w:hint="eastAsia" w:ascii="仿宋" w:hAnsi="仿宋" w:eastAsia="仿宋" w:cs="仿宋"/>
-          <w:sz w:val="36"/>
-          <w:szCs w:val="36"/>
-          <w:vertAlign w:val="superscript"/>
-          <w:lang w:val="en-US" w:eastAsia="zh-CN"/>
-        </w:rPr>
-        <w:t>]</w:t>
       </w:r>
     </w:p>
     <w:p>
@@ -214,43 +197,64 @@
           <w:rStyle w:val="FootnoteReference"/>
           <w:vertAlign w:val="superscript"/>
         </w:rPr>
-        <w:t>[</w:t>
-        <w:footnoteReference w:id="5"/>
-        <w:t>]</w:t>
-      </w:r>
-      <w:r>
-        <w:rPr>
-          <w:rFonts w:hint="eastAsia" w:ascii="仿宋" w:hAnsi="仿宋" w:eastAsia="仿宋"/>
-          <w:sz w:val="32"/>
-          <w:szCs w:val="32"/>
-        </w:rPr>
-        <w:t xml:space="preserve">水丰水力发电站</w:t>
+        <w:t>[2]</w:t>
       </w:r>
       <w:r>
         <w:rPr>
           <w:rStyle w:val="FootnoteReference"/>
           <w:vertAlign w:val="superscript"/>
-        </w:rPr>
-        <w:t>[</w:t>
-        <w:footnoteReference w:id="4"/>
-        <w:t>]</w:t>
-      </w:r>
-      <w:r>
-        <w:rPr>
-          <w:rFonts w:hint="eastAsia" w:ascii="仿宋" w:hAnsi="仿宋" w:eastAsia="仿宋"/>
-          <w:sz w:val="32"/>
-          <w:szCs w:val="32"/>
-        </w:rPr>
-        <w:t>进行集中轰炸，结果发电站被毁。所有这些事实说明，敌人企图对我们施加军事压力，我们认为，敌人可能发动新的局部进攻。为了给予敌人坚决打击和反击，以及进一步巩固既有阵地，我们急需补充一些炮兵弹药和器材，以保证顺利完成上述任务。在1952年5月31日我给您的电报附录中，已提出了炮兵武器和弹药申请单。请您研究一下提供炮兵弹药、燃滑油料和火炮零部件的可能性，这些都是我们在5月31日申请单提出，请在今年8月至年底提供并计算在军事贷款</w:t>
+          <w:vanish/>
+          <w:specVanish/>
+        </w:rPr>
+        <w:footnoteReference w:id="5"/>
+      </w:r>
+      <w:r>
+        <w:rPr>
+          <w:rFonts w:hint="eastAsia" w:ascii="仿宋" w:hAnsi="仿宋" w:eastAsia="仿宋"/>
+          <w:sz w:val="32"/>
+          <w:szCs w:val="32"/>
+        </w:rPr>
+        <w:t xml:space="preserve">水丰水力发电站</w:t>
       </w:r>
       <w:r>
         <w:rPr>
           <w:rStyle w:val="FootnoteReference"/>
           <w:vertAlign w:val="superscript"/>
         </w:rPr>
-        <w:t>[</w:t>
+        <w:t>[3]</w:t>
+      </w:r>
+      <w:r>
+        <w:rPr>
+          <w:rStyle w:val="FootnoteReference"/>
+          <w:vertAlign w:val="superscript"/>
+          <w:vanish/>
+          <w:specVanish/>
+        </w:rPr>
+        <w:footnoteReference w:id="4"/>
+      </w:r>
+      <w:r>
+        <w:rPr>
+          <w:rFonts w:hint="eastAsia" w:ascii="仿宋" w:hAnsi="仿宋" w:eastAsia="仿宋"/>
+          <w:sz w:val="32"/>
+          <w:szCs w:val="32"/>
+        </w:rPr>
+        <w:t>进行集中轰炸，结果发电站被毁。所有这些事实说明，敌人企图对我们施加军事压力，我们认为，敌人可能发动新的局部进攻。为了给予敌人坚决打击和反击，以及进一步巩固既有阵地，我们急需补充一些炮兵弹药和器材，以保证顺利完成上述任务。在1952年5月31日我给您的电报附录中，已提出了炮兵武器和弹药申请单。请您研究一下提供炮兵弹药、燃滑油料和火炮零部件的可能性，这些都是我们在5月31日申请单提出，请在今年8月至年底提供并计算在军事贷款</w:t>
+      </w:r>
+      <w:r>
+        <w:rPr>
+          <w:rStyle w:val="FootnoteReference"/>
+          <w:vertAlign w:val="superscript"/>
+        </w:rPr>
+        <w:t>[4]</w:t>
+      </w:r>
+      <w:r>
+        <w:rPr>
+          <w:rStyle w:val="FootnoteReference"/>
+          <w:vertAlign w:val="superscript"/>
+          <w:vanish/>
+          <w:specVanish/>
+        </w:rPr>
         <w:footnoteReference w:id="6"/>
-        <w:t>]</w:t>
       </w:r>
       <w:r>
         <w:rPr>
@@ -631,13 +635,39 @@
       </w:pPr>
       <w:r>
         <w:rPr>
+          <w:rStyle w:val="FootnoteReference"/>
+        </w:rPr>
+        <w:t>[1]</w:t>
+      </w:r>
+      <w:r>
+        <w:rPr>
+          <w:rFonts w:hint="eastAsia" w:asciiTheme="minorEastAsia" w:hAnsiTheme="minorEastAsia" w:cstheme="minorBidi"/>
+          <w:kern w:val="2"/>
+          <w:sz w:val="21"/>
+          <w:szCs w:val="21"/>
+          <w:lang w:val="en-US" w:eastAsia="zh-CN" w:bidi="ar-SA"/>
+        </w:rPr>
+        <w:t>关于本文的真实性及时间还存在争议，《</w:t>
+      </w:r>
+      <w:r>
+        <w:rPr>
           <w:rFonts w:hint="eastAsia" w:asciiTheme="minorEastAsia" w:hAnsiTheme="minorEastAsia" w:eastAsiaTheme="minorEastAsia" w:cstheme="minorBidi"/>
           <w:kern w:val="2"/>
           <w:sz w:val="21"/>
           <w:szCs w:val="21"/>
           <w:lang w:val="en-US" w:eastAsia="zh-CN" w:bidi="ar-SA"/>
         </w:rPr>
-        <w:t>[</w:t>
+        <w:t>毛泽东年谱</w:t>
+      </w:r>
+      <w:r>
+        <w:rPr>
+          <w:rFonts w:hint="eastAsia" w:asciiTheme="minorEastAsia" w:hAnsiTheme="minorEastAsia" w:cstheme="minorBidi"/>
+          <w:kern w:val="2"/>
+          <w:sz w:val="21"/>
+          <w:szCs w:val="21"/>
+          <w:lang w:val="en-US" w:eastAsia="zh-CN" w:bidi="ar-SA"/>
+        </w:rPr>
+        <w:t>》中并未记载。</w:t>
       </w:r>
       <w:r>
         <w:rPr>
@@ -647,17 +677,7 @@
           <w:szCs w:val="21"/>
           <w:lang w:val="en-US" w:eastAsia="zh-CN" w:bidi="ar-SA"/>
         </w:rPr>
-        <w:footnoteRef/>
-      </w:r>
-      <w:r>
-        <w:rPr>
-          <w:rFonts w:hint="eastAsia" w:asciiTheme="minorEastAsia" w:hAnsiTheme="minorEastAsia" w:eastAsiaTheme="minorEastAsia" w:cstheme="minorBidi"/>
-          <w:kern w:val="2"/>
-          <w:sz w:val="21"/>
-          <w:szCs w:val="21"/>
-          <w:lang w:val="en-US" w:eastAsia="zh-CN" w:bidi="ar-SA"/>
-        </w:rPr>
-        <w:t>]</w:t>
+        <w:t>本文是根据</w:t>
       </w:r>
       <w:r>
         <w:rPr>
@@ -667,46 +687,6 @@
           <w:szCs w:val="21"/>
           <w:lang w:val="en-US" w:eastAsia="zh-CN" w:bidi="ar-SA"/>
         </w:rPr>
-        <w:t>关于本文的真实性及时间还存在争议，《</w:t>
-      </w:r>
-      <w:r>
-        <w:rPr>
-          <w:rFonts w:hint="eastAsia" w:asciiTheme="minorEastAsia" w:hAnsiTheme="minorEastAsia" w:eastAsiaTheme="minorEastAsia" w:cstheme="minorBidi"/>
-          <w:kern w:val="2"/>
-          <w:sz w:val="21"/>
-          <w:szCs w:val="21"/>
-          <w:lang w:val="en-US" w:eastAsia="zh-CN" w:bidi="ar-SA"/>
-        </w:rPr>
-        <w:t>毛泽东年谱</w:t>
-      </w:r>
-      <w:r>
-        <w:rPr>
-          <w:rFonts w:hint="eastAsia" w:asciiTheme="minorEastAsia" w:hAnsiTheme="minorEastAsia" w:cstheme="minorBidi"/>
-          <w:kern w:val="2"/>
-          <w:sz w:val="21"/>
-          <w:szCs w:val="21"/>
-          <w:lang w:val="en-US" w:eastAsia="zh-CN" w:bidi="ar-SA"/>
-        </w:rPr>
-        <w:t>》中并未记载。</w:t>
-      </w:r>
-      <w:r>
-        <w:rPr>
-          <w:rFonts w:hint="eastAsia" w:asciiTheme="minorEastAsia" w:hAnsiTheme="minorEastAsia" w:eastAsiaTheme="minorEastAsia" w:cstheme="minorBidi"/>
-          <w:kern w:val="2"/>
-          <w:sz w:val="21"/>
-          <w:szCs w:val="21"/>
-          <w:lang w:val="en-US" w:eastAsia="zh-CN" w:bidi="ar-SA"/>
-        </w:rPr>
-        <w:t>本文是根据</w:t>
-      </w:r>
-      <w:r>
-        <w:rPr>
-          <w:rFonts w:hint="eastAsia" w:asciiTheme="minorEastAsia" w:hAnsiTheme="minorEastAsia" w:cstheme="minorBidi"/>
-          <w:kern w:val="2"/>
-          <w:sz w:val="21"/>
-          <w:szCs w:val="21"/>
-          <w:lang w:val="en-US" w:eastAsia="zh-CN" w:bidi="ar-SA"/>
-        </w:rPr>
         <w:t>东方直心同志编著的《毛泽东大传》（2021年终极版）第六卷，第2100页记载内容编辑而成。标题为编者所加。</w:t>
       </w:r>
     </w:p>
@@ -724,15 +704,25 @@
       </w:pPr>
       <w:r>
         <w:rPr>
+          <w:rStyle w:val="FootnoteReference"/>
+        </w:rPr>
+        <w:t>[3]</w:t>
+      </w:r>
+      <w:r>
+        <w:rPr>
           <w:rFonts w:asciiTheme="minorEastAsia" w:hAnsiTheme="minorEastAsia" w:eastAsiaTheme="minorEastAsia" w:cstheme="minorBidi"/>
           <w:kern w:val="2"/>
           <w:sz w:val="21"/>
           <w:szCs w:val="21"/>
           <w:lang w:val="en-US" w:eastAsia="zh-CN" w:bidi="ar-SA"/>
         </w:rPr>
-        <w:footnoteRef/>
-      </w:r>
-      <w:r>
+        <w:t xml:space="preserve">水丰发电站，位于鸭绿江中游水丰水库（中朝界河），是中朝边界上最大的水力发电站。1952年6月23日遭美军飞机集中轰炸严重受损。</w:t>
+      </w:r>
+    </w:p>
+  </w:footnote>
+  <w:footnote w:id="5">
+    <w:p>
+      <w:pPr>
         <w:rPr>
           <w:rFonts w:asciiTheme="minorEastAsia" w:hAnsiTheme="minorEastAsia" w:eastAsiaTheme="minorEastAsia" w:cstheme="minorBidi"/>
           <w:kern w:val="2"/>
@@ -740,13 +730,14 @@
           <w:szCs w:val="21"/>
           <w:lang w:val="en-US" w:eastAsia="zh-CN" w:bidi="ar-SA"/>
         </w:rPr>
-        <w:t xml:space="preserve">水丰发电站，位于鸭绿江中游水丰水库（中朝界河），是中朝边界上最大的水力发电站。1952年6月23日遭美军飞机集中轰炸严重受损。</w:t>
-      </w:r>
-    </w:p>
-  </w:footnote>
-  <w:footnote w:id="5">
-    <w:p>
-      <w:pPr>
+      </w:pPr>
+      <w:r>
+        <w:rPr>
+          <w:rStyle w:val="FootnoteReference"/>
+        </w:rPr>
+        <w:t>[2]</w:t>
+      </w:r>
+      <w:r>
         <w:rPr>
           <w:rFonts w:asciiTheme="minorEastAsia" w:hAnsiTheme="minorEastAsia" w:eastAsiaTheme="minorEastAsia" w:cstheme="minorBidi"/>
           <w:kern w:val="2"/>
@@ -754,8 +745,13 @@
           <w:szCs w:val="21"/>
           <w:lang w:val="en-US" w:eastAsia="zh-CN" w:bidi="ar-SA"/>
         </w:rPr>
-      </w:pPr>
-      <w:r>
+        <w:t xml:space="preserve">鸭绿江，发源于长白山，流经中国吉林、辽宁两省和朝鲜两江道、慈江道、平安北道，注入黄海，全长795公里，是中朝两国的界河。</w:t>
+      </w:r>
+    </w:p>
+  </w:footnote>
+  <w:footnote w:id="6">
+    <w:p>
+      <w:pPr>
         <w:rPr>
           <w:rFonts w:asciiTheme="minorEastAsia" w:hAnsiTheme="minorEastAsia" w:eastAsiaTheme="minorEastAsia" w:cstheme="minorBidi"/>
           <w:kern w:val="2"/>
@@ -763,40 +759,12 @@
           <w:szCs w:val="21"/>
           <w:lang w:val="en-US" w:eastAsia="zh-CN" w:bidi="ar-SA"/>
         </w:rPr>
-        <w:footnoteRef/>
-      </w:r>
-      <w:r>
-        <w:rPr>
-          <w:rFonts w:asciiTheme="minorEastAsia" w:hAnsiTheme="minorEastAsia" w:eastAsiaTheme="minorEastAsia" w:cstheme="minorBidi"/>
-          <w:kern w:val="2"/>
-          <w:sz w:val="21"/>
-          <w:szCs w:val="21"/>
-          <w:lang w:val="en-US" w:eastAsia="zh-CN" w:bidi="ar-SA"/>
-        </w:rPr>
-        <w:t xml:space="preserve">鸭绿江，发源于长白山，流经中国吉林、辽宁两省和朝鲜两江道、慈江道、平安北道，注入黄海，全长795公里，是中朝两国的界河。</w:t>
-      </w:r>
-    </w:p>
-  </w:footnote>
-  <w:footnote w:id="6">
-    <w:p>
-      <w:pPr>
-        <w:rPr>
-          <w:rFonts w:asciiTheme="minorEastAsia" w:hAnsiTheme="minorEastAsia" w:eastAsiaTheme="minorEastAsia" w:cstheme="minorBidi"/>
-          <w:kern w:val="2"/>
-          <w:sz w:val="21"/>
-          <w:szCs w:val="21"/>
-          <w:lang w:val="en-US" w:eastAsia="zh-CN" w:bidi="ar-SA"/>
-        </w:rPr>
-      </w:pPr>
-      <w:r>
-        <w:rPr>
-          <w:rFonts w:asciiTheme="minorEastAsia" w:hAnsiTheme="minorEastAsia" w:eastAsiaTheme="minorEastAsia" w:cstheme="minorBidi"/>
-          <w:kern w:val="2"/>
-          <w:sz w:val="21"/>
-          <w:szCs w:val="21"/>
-          <w:lang w:val="en-US" w:eastAsia="zh-CN" w:bidi="ar-SA"/>
-        </w:rPr>
-        <w:footnoteRef/>
+      </w:pPr>
+      <w:r>
+        <w:rPr>
+          <w:rStyle w:val="FootnoteReference"/>
+        </w:rPr>
+        <w:t>[4]</w:t>
       </w:r>
       <w:r>
         <w:rPr>
